--- a/方案设计/审计/文档挖掘助手/会议纪要/示例客户项目会议纪要-会议02（脱敏）.docx
+++ b/方案设计/审计/文档挖掘助手/会议纪要/示例客户项目会议纪要-会议02（脱敏）.docx
@@ -879,7 +879,7 @@
                 <w:szCs w:val="21"/>
                 <w:lang w:val="en-US" w:eastAsia="zh-CN"/>
               </w:rPr>
-              <w:t>客户单位：人员甲</w:t>
+              <w:t>客户方：负责人01</w:t>
             </w:r>
           </w:p>
           <w:p>
@@ -901,7 +901,7 @@
                 <w:szCs w:val="21"/>
                 <w:lang w:val="en-US" w:eastAsia="zh-CN"/>
               </w:rPr>
-              <w:t>实施单位甲：人员己、人员丁</w:t>
+              <w:t>我方：业务顾问04、业务顾问03</w:t>
             </w:r>
           </w:p>
         </w:tc>
@@ -980,7 +980,7 @@
                 <w:szCs w:val="21"/>
                 <w:lang w:val="en-US" w:eastAsia="zh-CN"/>
               </w:rPr>
-              <w:t>人员丁</w:t>
+              <w:t>我方业务顾问03</w:t>
             </w:r>
           </w:p>
         </w:tc>
@@ -1180,7 +1180,7 @@
           <w:szCs w:val="32"/>
           <w:lang w:val="en-US" w:eastAsia="zh-CN" w:bidi="ar"/>
         </w:rPr>
-        <w:t>人员甲</w:t>
+        <w:t>客户方负责人01</w:t>
       </w:r>
       <w:r>
         <w:rPr>
@@ -1251,7 +1251,7 @@
           <w:szCs w:val="32"/>
           <w:lang w:val="en-US" w:eastAsia="zh-CN" w:bidi="ar"/>
         </w:rPr>
-        <w:t>人员己</w:t>
+        <w:t>我方业务顾问04</w:t>
       </w:r>
       <w:r>
         <w:rPr>
@@ -1310,7 +1310,7 @@
           <w:szCs w:val="32"/>
           <w:lang w:val="en-US" w:eastAsia="zh-CN" w:bidi="ar"/>
         </w:rPr>
-        <w:t>人员甲</w:t>
+        <w:t>客户方负责人01</w:t>
       </w:r>
       <w:r>
         <w:rPr>
@@ -1678,7 +1678,7 @@
           <w:szCs w:val="32"/>
           <w:lang w:val="en-US" w:eastAsia="zh-CN" w:bidi="ar"/>
         </w:rPr>
-        <w:t>人员丁：</w:t>
+        <w:t>我方业务顾问03：</w:t>
       </w:r>
       <w:r>
         <w:rPr>
@@ -1737,7 +1737,7 @@
           <w:szCs w:val="32"/>
           <w:lang w:val="en-US" w:eastAsia="zh-CN" w:bidi="ar"/>
         </w:rPr>
-        <w:t>人员甲</w:t>
+        <w:t>客户方负责人01</w:t>
       </w:r>
       <w:r>
         <w:rPr>
@@ -1831,7 +1831,7 @@
           <w:szCs w:val="32"/>
           <w:lang w:val="en-US" w:eastAsia="zh-CN" w:bidi="ar"/>
         </w:rPr>
-        <w:t>人员甲：</w:t>
+        <w:t>客户方负责人01：</w:t>
       </w:r>
       <w:r>
         <w:rPr>
@@ -1937,7 +1937,7 @@
           <w:szCs w:val="32"/>
           <w:lang w:val="en-US" w:eastAsia="zh-CN" w:bidi="ar"/>
         </w:rPr>
-        <w:t>人员己</w:t>
+        <w:t>我方业务顾问04</w:t>
       </w:r>
       <w:r>
         <w:rPr>
@@ -1996,7 +1996,7 @@
           <w:szCs w:val="32"/>
           <w:lang w:val="en-US" w:eastAsia="zh-CN" w:bidi="ar"/>
         </w:rPr>
-        <w:t>人员甲</w:t>
+        <w:t>客户方负责人01</w:t>
       </w:r>
       <w:r>
         <w:rPr>
@@ -2055,7 +2055,7 @@
           <w:szCs w:val="32"/>
           <w:lang w:val="en-US" w:eastAsia="zh-CN" w:bidi="ar"/>
         </w:rPr>
-        <w:t>人员己</w:t>
+        <w:t>我方业务顾问04</w:t>
       </w:r>
       <w:r>
         <w:rPr>
@@ -2166,7 +2166,7 @@
           <w:szCs w:val="32"/>
           <w:lang w:val="en-US" w:eastAsia="zh-CN" w:bidi="ar"/>
         </w:rPr>
-        <w:t>人员甲</w:t>
+        <w:t>客户方负责人01</w:t>
       </w:r>
       <w:r>
         <w:rPr>
@@ -2225,7 +2225,7 @@
           <w:szCs w:val="32"/>
           <w:lang w:val="en-US" w:eastAsia="zh-CN" w:bidi="ar"/>
         </w:rPr>
-        <w:t>人员己</w:t>
+        <w:t>我方业务顾问04</w:t>
       </w:r>
       <w:r>
         <w:rPr>
@@ -2284,7 +2284,7 @@
           <w:szCs w:val="32"/>
           <w:lang w:val="en-US" w:eastAsia="zh-CN" w:bidi="ar"/>
         </w:rPr>
-        <w:t>人员甲</w:t>
+        <w:t>客户方负责人01</w:t>
       </w:r>
       <w:r>
         <w:rPr>
@@ -2390,7 +2390,7 @@
           <w:szCs w:val="32"/>
           <w:lang w:val="en-US" w:eastAsia="zh-CN" w:bidi="ar"/>
         </w:rPr>
-        <w:t>人员甲</w:t>
+        <w:t>客户方负责人01</w:t>
       </w:r>
       <w:r>
         <w:rPr>
@@ -2501,7 +2501,7 @@
           <w:szCs w:val="32"/>
           <w:lang w:val="en-US" w:eastAsia="zh-CN" w:bidi="ar"/>
         </w:rPr>
-        <w:t>人员甲</w:t>
+        <w:t>客户方负责人01</w:t>
       </w:r>
       <w:r>
         <w:rPr>
@@ -2560,7 +2560,7 @@
           <w:szCs w:val="32"/>
           <w:lang w:val="en-US" w:eastAsia="zh-CN" w:bidi="ar"/>
         </w:rPr>
-        <w:t>人员己</w:t>
+        <w:t>我方业务顾问04</w:t>
       </w:r>
       <w:r>
         <w:rPr>
@@ -2619,7 +2619,7 @@
           <w:szCs w:val="32"/>
           <w:lang w:val="en-US" w:eastAsia="zh-CN" w:bidi="ar"/>
         </w:rPr>
-        <w:t>人员甲</w:t>
+        <w:t>客户方负责人01</w:t>
       </w:r>
       <w:r>
         <w:rPr>
@@ -2678,7 +2678,7 @@
           <w:szCs w:val="32"/>
           <w:lang w:val="en-US" w:eastAsia="zh-CN" w:bidi="ar"/>
         </w:rPr>
-        <w:t>人员己</w:t>
+        <w:t>我方业务顾问04</w:t>
       </w:r>
       <w:r>
         <w:rPr>
@@ -2737,7 +2737,7 @@
           <w:szCs w:val="32"/>
           <w:lang w:val="en-US" w:eastAsia="zh-CN" w:bidi="ar"/>
         </w:rPr>
-        <w:t>人员甲</w:t>
+        <w:t>客户方负责人01</w:t>
       </w:r>
       <w:r>
         <w:rPr>
@@ -2796,19 +2796,19 @@
           <w:szCs w:val="32"/>
           <w:lang w:val="en-US" w:eastAsia="zh-CN" w:bidi="ar"/>
         </w:rPr>
-        <w:t>人员己</w:t>
-      </w:r>
-      <w:r>
-        <w:rPr>
-          <w:rFonts w:hint="eastAsia" w:ascii="仿宋" w:hAnsi="仿宋" w:eastAsia="仿宋" w:cs="仿宋"/>
-          <w:b w:val="0"/>
-          <w:bCs w:val="0"/>
-          <w:kern w:val="0"/>
-          <w:sz w:val="32"/>
-          <w:szCs w:val="32"/>
-          <w:lang w:val="en-US" w:eastAsia="zh-CN" w:bidi="ar"/>
-        </w:rPr>
-        <w:t>：我知道人员甲。我大概理解你的意思。第一的话就是我们的所有的PDF文件，它其实把它OCR之后，他也其实我们自己也给他拼了一个文本的那个，PDF文件都能够定位。我比如说这一个问题到底是在第几页，这些信息其实都有。咱们把这个信息同时的话也把它用那种wiki的知识库把它给串起来。</w:t>
+        <w:t>我方业务顾问04</w:t>
+      </w:r>
+      <w:r>
+        <w:rPr>
+          <w:rFonts w:hint="eastAsia" w:ascii="仿宋" w:hAnsi="仿宋" w:eastAsia="仿宋" w:cs="仿宋"/>
+          <w:b w:val="0"/>
+          <w:bCs w:val="0"/>
+          <w:kern w:val="0"/>
+          <w:sz w:val="32"/>
+          <w:szCs w:val="32"/>
+          <w:lang w:val="en-US" w:eastAsia="zh-CN" w:bidi="ar"/>
+        </w:rPr>
+        <w:t>：我知道客户方负责人01。我大概理解你的意思。第一的话就是我们的所有的PDF文件，它其实把它OCR之后，他也其实我们自己也给他拼了一个文本的那个，PDF文件都能够定位。我比如说这一个问题到底是在第几页，这些信息其实都有。咱们把这个信息同时的话也把它用那种wiki的知识库把它给串起来。</w:t>
       </w:r>
     </w:p>
     <w:p>
@@ -2855,7 +2855,7 @@
           <w:szCs w:val="32"/>
           <w:lang w:val="en-US" w:eastAsia="zh-CN" w:bidi="ar"/>
         </w:rPr>
-        <w:t>人员甲</w:t>
+        <w:t>客户方负责人01</w:t>
       </w:r>
       <w:r>
         <w:rPr>
@@ -2914,7 +2914,7 @@
           <w:szCs w:val="32"/>
           <w:lang w:val="en-US" w:eastAsia="zh-CN" w:bidi="ar"/>
         </w:rPr>
-        <w:t>人员己</w:t>
+        <w:t>我方业务顾问04</w:t>
       </w:r>
       <w:r>
         <w:rPr>
@@ -2973,7 +2973,7 @@
           <w:szCs w:val="32"/>
           <w:lang w:val="en-US" w:eastAsia="zh-CN" w:bidi="ar"/>
         </w:rPr>
-        <w:t>人员甲</w:t>
+        <w:t>客户方负责人01</w:t>
       </w:r>
       <w:r>
         <w:rPr>
@@ -3032,7 +3032,7 @@
           <w:szCs w:val="32"/>
           <w:lang w:val="en-US" w:eastAsia="zh-CN" w:bidi="ar"/>
         </w:rPr>
-        <w:t>人员己</w:t>
+        <w:t>我方业务顾问04</w:t>
       </w:r>
       <w:r>
         <w:rPr>
@@ -3091,7 +3091,7 @@
           <w:szCs w:val="32"/>
           <w:lang w:val="en-US" w:eastAsia="zh-CN" w:bidi="ar"/>
         </w:rPr>
-        <w:t>人员甲</w:t>
+        <w:t>客户方负责人01</w:t>
       </w:r>
       <w:r>
         <w:rPr>
@@ -3233,7 +3233,7 @@
           <w:szCs w:val="32"/>
           <w:lang w:val="en-US" w:eastAsia="zh-CN" w:bidi="ar"/>
         </w:rPr>
-        <w:t>人员己</w:t>
+        <w:t>我方业务顾问04</w:t>
       </w:r>
       <w:r>
         <w:rPr>
@@ -3292,7 +3292,7 @@
           <w:szCs w:val="32"/>
           <w:lang w:val="en-US" w:eastAsia="zh-CN" w:bidi="ar"/>
         </w:rPr>
-        <w:t>人员甲</w:t>
+        <w:t>客户方负责人01</w:t>
       </w:r>
       <w:r>
         <w:rPr>
@@ -3421,7 +3421,7 @@
           <w:szCs w:val="32"/>
           <w:lang w:val="en-US" w:eastAsia="zh-CN" w:bidi="ar"/>
         </w:rPr>
-        <w:t>人员甲</w:t>
+        <w:t>客户方负责人01</w:t>
       </w:r>
       <w:r>
         <w:rPr>
@@ -3480,7 +3480,7 @@
           <w:szCs w:val="32"/>
           <w:lang w:val="en-US" w:eastAsia="zh-CN" w:bidi="ar"/>
         </w:rPr>
-        <w:t>人员己</w:t>
+        <w:t>我方业务顾问04</w:t>
       </w:r>
       <w:r>
         <w:rPr>
@@ -3539,19 +3539,19 @@
           <w:szCs w:val="32"/>
           <w:lang w:val="en-US" w:eastAsia="zh-CN" w:bidi="ar"/>
         </w:rPr>
-        <w:t>人员甲</w:t>
-      </w:r>
-      <w:r>
-        <w:rPr>
-          <w:rFonts w:hint="eastAsia" w:ascii="仿宋" w:hAnsi="仿宋" w:eastAsia="仿宋" w:cs="仿宋"/>
-          <w:b w:val="0"/>
-          <w:bCs w:val="0"/>
-          <w:kern w:val="0"/>
-          <w:sz w:val="32"/>
-          <w:szCs w:val="32"/>
-          <w:lang w:val="en-US" w:eastAsia="zh-CN" w:bidi="ar"/>
-        </w:rPr>
-        <w:t>：我想的是11月份咱们大量用一下。11月份我们想拿财政数据分析分析，包括抽取什么的。这就你们这段时间先试。我刚才说了，就是说是那个会议纪要用示例市丁的，刚才说那几个事儿，然后你AI自主探查分析用账。因为2025年的省本级的账务数据，昨天我不跟你说了嘛，你和人员癸，联系他，让他给你提到库上。你就测，拿这种数据测，看能查出问题来吧，就这么个事儿。</w:t>
+        <w:t>客户方负责人01</w:t>
+      </w:r>
+      <w:r>
+        <w:rPr>
+          <w:rFonts w:hint="eastAsia" w:ascii="仿宋" w:hAnsi="仿宋" w:eastAsia="仿宋" w:cs="仿宋"/>
+          <w:b w:val="0"/>
+          <w:bCs w:val="0"/>
+          <w:kern w:val="0"/>
+          <w:sz w:val="32"/>
+          <w:szCs w:val="32"/>
+          <w:lang w:val="en-US" w:eastAsia="zh-CN" w:bidi="ar"/>
+        </w:rPr>
+        <w:t>：我想的是11月份咱们大量用一下。11月份我们想拿财政数据分析分析，包括抽取什么的。这就你们这段时间先试。我刚才说了，就是说是那个会议纪要用示例市丁的，刚才说那几个事儿，然后你AI自主探查分析用账。因为2025年的省本级的账务数据，昨天我不跟你说了嘛，你和客户方相关人员05，联系他，让他给你提到库上。你就测，拿这种数据测，看能查出问题来吧，就这么个事儿。</w:t>
       </w:r>
     </w:p>
     <w:p>
